--- a/Step-by-Step Guide for PsychoPy.docx
+++ b/Step-by-Step Guide for PsychoPy.docx
@@ -19,19 +19,8 @@
           <w:sz w:val="40"/>
           <w:szCs w:val="40"/>
         </w:rPr>
-        <w:t xml:space="preserve">Step-by-Step: a Simple Continuous Psychophysics Experiment Designed in </w:t>
-      </w:r>
-      <w:proofErr w:type="spellStart"/>
-      <w:r>
-        <w:rPr>
-          <w:b/>
-          <w:bCs/>
-          <w:sz w:val="40"/>
-          <w:szCs w:val="40"/>
-        </w:rPr>
-        <w:t>PsychoPy</w:t>
-      </w:r>
-      <w:proofErr w:type="spellEnd"/>
+        <w:t>Step-by-Step: a Simple Continuous Psychophysics Experiment Designed in PsychoPy</w:t>
+      </w:r>
     </w:p>
     <w:p/>
     <w:p>
@@ -57,15 +46,7 @@
         <w:fldChar w:fldCharType="end"/>
       </w:r>
       <w:r>
-        <w:t xml:space="preserve"> in </w:t>
-      </w:r>
-      <w:proofErr w:type="spellStart"/>
-      <w:r>
-        <w:t>PsychoPy</w:t>
-      </w:r>
-      <w:proofErr w:type="spellEnd"/>
-      <w:r>
-        <w:t>.</w:t>
+        <w:t xml:space="preserve"> in PsychoPy.</w:t>
       </w:r>
     </w:p>
     <w:p/>
@@ -219,6 +200,24 @@
       <w:pPr>
         <w:pStyle w:val="ListParagraph"/>
         <w:numPr>
+          <w:ilvl w:val="2"/>
+          <w:numId w:val="1"/>
+        </w:numPr>
+        <w:rPr>
+          <w:lang w:val="en-US"/>
+        </w:rPr>
+      </w:pPr>
+      <w:r>
+        <w:rPr>
+          <w:lang w:val="en-US"/>
+        </w:rPr>
+        <w:t>Set “Shape” to “Circle”</w:t>
+      </w:r>
+    </w:p>
+    <w:p>
+      <w:pPr>
+        <w:pStyle w:val="ListParagraph"/>
+        <w:numPr>
           <w:ilvl w:val="1"/>
           <w:numId w:val="1"/>
         </w:numPr>
@@ -248,7 +247,116 @@
         <w:rPr>
           <w:lang w:val="en-US"/>
         </w:rPr>
-        <w:t>Set Spatial Units to “cm”</w:t>
+        <w:t xml:space="preserve">Set </w:t>
+      </w:r>
+      <w:r>
+        <w:rPr>
+          <w:lang w:val="en-US"/>
+        </w:rPr>
+        <w:t>“</w:t>
+      </w:r>
+      <w:r>
+        <w:rPr>
+          <w:lang w:val="en-US"/>
+        </w:rPr>
+        <w:t>Size</w:t>
+      </w:r>
+      <w:r>
+        <w:rPr>
+          <w:lang w:val="en-US"/>
+        </w:rPr>
+        <w:t>”</w:t>
+      </w:r>
+      <w:r>
+        <w:rPr>
+          <w:lang w:val="en-US"/>
+        </w:rPr>
+        <w:t xml:space="preserve"> to (1,1)</w:t>
+      </w:r>
+    </w:p>
+    <w:p>
+      <w:pPr>
+        <w:pStyle w:val="ListParagraph"/>
+        <w:numPr>
+          <w:ilvl w:val="2"/>
+          <w:numId w:val="1"/>
+        </w:numPr>
+        <w:rPr>
+          <w:lang w:val="en-US"/>
+        </w:rPr>
+      </w:pPr>
+      <w:r>
+        <w:rPr>
+          <w:lang w:val="en-US"/>
+        </w:rPr>
+        <w:t xml:space="preserve">In the </w:t>
+      </w:r>
+      <w:r>
+        <w:rPr>
+          <w:lang w:val="en-US"/>
+        </w:rPr>
+        <w:t>“</w:t>
+      </w:r>
+      <w:r>
+        <w:rPr>
+          <w:lang w:val="en-US"/>
+        </w:rPr>
+        <w:t>Position [x,y]</w:t>
+      </w:r>
+      <w:r>
+        <w:rPr>
+          <w:lang w:val="en-US"/>
+        </w:rPr>
+        <w:t>”</w:t>
+      </w:r>
+      <w:r>
+        <w:rPr>
+          <w:lang w:val="en-US"/>
+        </w:rPr>
+        <w:t xml:space="preserve"> field, write “pos”, and choose “set every frame” in the drop-down menu on the right.</w:t>
+      </w:r>
+    </w:p>
+    <w:p>
+      <w:pPr>
+        <w:pStyle w:val="ListParagraph"/>
+        <w:numPr>
+          <w:ilvl w:val="2"/>
+          <w:numId w:val="1"/>
+        </w:numPr>
+        <w:ind w:left="1980"/>
+        <w:rPr>
+          <w:lang w:val="en-US"/>
+        </w:rPr>
+      </w:pPr>
+      <w:r>
+        <w:rPr>
+          <w:lang w:val="en-US"/>
+        </w:rPr>
+        <w:t xml:space="preserve">Set </w:t>
+      </w:r>
+      <w:r>
+        <w:rPr>
+          <w:lang w:val="en-US"/>
+        </w:rPr>
+        <w:t>“</w:t>
+      </w:r>
+      <w:r>
+        <w:rPr>
+          <w:lang w:val="en-US"/>
+        </w:rPr>
+        <w:t>Spatial Units</w:t>
+      </w:r>
+      <w:r>
+        <w:rPr>
+          <w:lang w:val="en-US"/>
+        </w:rPr>
+        <w:t>”</w:t>
+      </w:r>
+      <w:r>
+        <w:rPr>
+          <w:lang w:val="en-US"/>
+        </w:rPr>
+        <w:t xml:space="preserve"> to “cm”</w:t>
       </w:r>
     </w:p>
     <w:p>
@@ -284,29 +392,15 @@
         <w:rPr>
           <w:lang w:val="en-US"/>
         </w:rPr>
+        <w:lastRenderedPageBreak/>
         <w:t>Write “opacity” in the Opacity field</w:t>
       </w:r>
-    </w:p>
-    <w:p>
-      <w:pPr>
-        <w:rPr>
-          <w:lang w:val="en-US"/>
-        </w:rPr>
-      </w:pPr>
-    </w:p>
-    <w:p>
-      <w:pPr>
-        <w:rPr>
-          <w:lang w:val="en-US"/>
-        </w:rPr>
-      </w:pPr>
-    </w:p>
-    <w:p>
-      <w:pPr>
-        <w:rPr>
-          <w:lang w:val="en-US"/>
-        </w:rPr>
-      </w:pPr>
+      <w:r>
+        <w:rPr>
+          <w:lang w:val="en-US"/>
+        </w:rPr>
+        <w:t>, and choose “set every repeat” in the drop-down menu on the right</w:t>
+      </w:r>
     </w:p>
     <w:p>
       <w:pPr>
@@ -327,7 +421,6 @@
           <w:bCs/>
           <w:lang w:val="en-US"/>
         </w:rPr>
-        <w:lastRenderedPageBreak/>
         <w:t xml:space="preserve">Create a </w:t>
       </w:r>
       <w:r>
@@ -475,6 +568,97 @@
     </w:p>
     <w:p>
       <w:pPr>
+        <w:pStyle w:val="ListParagraph"/>
+        <w:numPr>
+          <w:ilvl w:val="0"/>
+          <w:numId w:val="1"/>
+        </w:numPr>
+        <w:rPr>
+          <w:b/>
+          <w:bCs/>
+          <w:lang w:val="en-US"/>
+        </w:rPr>
+      </w:pPr>
+      <w:r>
+        <w:rPr>
+          <w:b/>
+          <w:bCs/>
+          <w:lang w:val="en-US"/>
+        </w:rPr>
+        <w:t>Show mouse cursor during the experiment.</w:t>
+      </w:r>
+    </w:p>
+    <w:p>
+      <w:pPr>
+        <w:ind w:left="360"/>
+        <w:rPr>
+          <w:b/>
+          <w:bCs/>
+          <w:lang w:val="en-US"/>
+        </w:rPr>
+      </w:pPr>
+      <w:r>
+        <w:rPr>
+          <w:noProof/>
+        </w:rPr>
+        <w:lastRenderedPageBreak/>
+        <w:drawing>
+          <wp:inline distT="0" distB="0" distL="0" distR="0" wp14:anchorId="0279E22E" wp14:editId="2353507B">
+            <wp:extent cx="5943600" cy="3349625"/>
+            <wp:effectExtent l="0" t="0" r="0" b="3175"/>
+            <wp:docPr id="285358125" name="Picture 1" descr="A screenshot of a computer&#10;&#10;AI-generated content may be incorrect."/>
+            <wp:cNvGraphicFramePr>
+              <a:graphicFrameLocks xmlns:a="http://schemas.openxmlformats.org/drawingml/2006/main" noChangeAspect="1"/>
+            </wp:cNvGraphicFramePr>
+            <a:graphic xmlns:a="http://schemas.openxmlformats.org/drawingml/2006/main">
+              <a:graphicData uri="http://schemas.openxmlformats.org/drawingml/2006/picture">
+                <pic:pic xmlns:pic="http://schemas.openxmlformats.org/drawingml/2006/picture">
+                  <pic:nvPicPr>
+                    <pic:cNvPr id="285358125" name="Picture 1" descr="A screenshot of a computer&#10;&#10;AI-generated content may be incorrect."/>
+                    <pic:cNvPicPr/>
+                  </pic:nvPicPr>
+                  <pic:blipFill>
+                    <a:blip r:embed="rId7"/>
+                    <a:stretch>
+                      <a:fillRect/>
+                    </a:stretch>
+                  </pic:blipFill>
+                  <pic:spPr>
+                    <a:xfrm>
+                      <a:off x="0" y="0"/>
+                      <a:ext cx="5943600" cy="3349625"/>
+                    </a:xfrm>
+                    <a:prstGeom prst="rect">
+                      <a:avLst/>
+                    </a:prstGeom>
+                  </pic:spPr>
+                </pic:pic>
+              </a:graphicData>
+            </a:graphic>
+          </wp:inline>
+        </w:drawing>
+      </w:r>
+    </w:p>
+    <w:p>
+      <w:pPr>
+        <w:pStyle w:val="ListParagraph"/>
+        <w:numPr>
+          <w:ilvl w:val="1"/>
+          <w:numId w:val="1"/>
+        </w:numPr>
+        <w:rPr>
+          <w:lang w:val="en-US"/>
+        </w:rPr>
+      </w:pPr>
+      <w:r>
+        <w:rPr>
+          <w:lang w:val="en-US"/>
+        </w:rPr>
+        <w:t>Check “Show mouse” under “Screen” in the Experiment Settings (gear icon in the tool ribbon)</w:t>
+      </w:r>
+    </w:p>
+    <w:p>
+      <w:pPr>
         <w:rPr>
           <w:lang w:val="en-US"/>
         </w:rPr>
@@ -537,7 +721,7 @@
                     <pic:cNvPicPr/>
                   </pic:nvPicPr>
                   <pic:blipFill>
-                    <a:blip r:embed="rId7"/>
+                    <a:blip r:embed="rId8"/>
                     <a:stretch>
                       <a:fillRect/>
                     </a:stretch>
@@ -573,7 +757,6 @@
         <w:rPr>
           <w:lang w:val="en-US"/>
         </w:rPr>
-        <w:lastRenderedPageBreak/>
         <w:t>We are returning to this later!</w:t>
       </w:r>
     </w:p>
@@ -603,6 +786,7 @@
           <w:bCs/>
           <w:lang w:val="en-US"/>
         </w:rPr>
+        <w:lastRenderedPageBreak/>
         <w:t>Configure Routine</w:t>
       </w:r>
     </w:p>
@@ -632,7 +816,7 @@
                     <pic:cNvPicPr/>
                   </pic:nvPicPr>
                   <pic:blipFill>
-                    <a:blip r:embed="rId8"/>
+                    <a:blip r:embed="rId9"/>
                     <a:stretch>
                       <a:fillRect/>
                     </a:stretch>
@@ -795,7 +979,7 @@
                     <pic:cNvPicPr/>
                   </pic:nvPicPr>
                   <pic:blipFill>
-                    <a:blip r:embed="rId9"/>
+                    <a:blip r:embed="rId10"/>
                     <a:stretch>
                       <a:fillRect/>
                     </a:stretch>
@@ -923,7 +1107,7 @@
                     <pic:cNvPicPr/>
                   </pic:nvPicPr>
                   <pic:blipFill>
-                    <a:blip r:embed="rId10"/>
+                    <a:blip r:embed="rId11"/>
                     <a:stretch>
                       <a:fillRect/>
                     </a:stretch>
@@ -1021,6 +1205,24 @@
       <w:pPr>
         <w:pStyle w:val="ListParagraph"/>
         <w:numPr>
+          <w:ilvl w:val="3"/>
+          <w:numId w:val="1"/>
+        </w:numPr>
+        <w:rPr>
+          <w:lang w:val="en-US"/>
+        </w:rPr>
+      </w:pPr>
+      <w:r>
+        <w:rPr>
+          <w:lang w:val="en-US"/>
+        </w:rPr>
+        <w:t>Set “Shape” to “Circle”</w:t>
+      </w:r>
+    </w:p>
+    <w:p>
+      <w:pPr>
+        <w:pStyle w:val="ListParagraph"/>
+        <w:numPr>
           <w:ilvl w:val="2"/>
           <w:numId w:val="1"/>
         </w:numPr>
@@ -1273,35 +1475,7 @@
         <w:rPr>
           <w:lang w:val="en-US"/>
         </w:rPr>
-        <w:t xml:space="preserve">We use custom code for features that </w:t>
-      </w:r>
-      <w:proofErr w:type="spellStart"/>
-      <w:r>
-        <w:rPr>
-          <w:lang w:val="en-US"/>
-        </w:rPr>
-        <w:t>PsychoPy’s</w:t>
-      </w:r>
-      <w:proofErr w:type="spellEnd"/>
-      <w:r>
-        <w:rPr>
-          <w:lang w:val="en-US"/>
-        </w:rPr>
-        <w:t xml:space="preserve"> graphical interface does not currently support (random </w:t>
-      </w:r>
-      <w:proofErr w:type="gramStart"/>
-      <w:r>
-        <w:rPr>
-          <w:lang w:val="en-US"/>
-        </w:rPr>
-        <w:t>walk in</w:t>
-      </w:r>
-      <w:proofErr w:type="gramEnd"/>
-      <w:r>
-        <w:rPr>
-          <w:lang w:val="en-US"/>
-        </w:rPr>
-        <w:t xml:space="preserve"> stimulus position, saving data frame-by-frame).</w:t>
+        <w:t>We use custom code for features that PsychoPy’s graphical interface does not currently support (random walk in stimulus position, saving data frame-by-frame).</w:t>
       </w:r>
     </w:p>
     <w:p>
@@ -1332,7 +1506,7 @@
                     <pic:cNvPicPr/>
                   </pic:nvPicPr>
                   <pic:blipFill>
-                    <a:blip r:embed="rId11"/>
+                    <a:blip r:embed="rId12"/>
                     <a:stretch>
                       <a:fillRect/>
                     </a:stretch>
@@ -1403,23 +1577,7 @@
           <w:rFonts w:ascii="Cambria" w:hAnsi="Cambria"/>
           <w:lang w:val="en-US"/>
         </w:rPr>
-        <w:t xml:space="preserve">Load required packages: </w:t>
-      </w:r>
-      <w:proofErr w:type="spellStart"/>
-      <w:r>
-        <w:rPr>
-          <w:rFonts w:ascii="Cambria" w:hAnsi="Cambria"/>
-          <w:lang w:val="en-US"/>
-        </w:rPr>
-        <w:t>numpy</w:t>
-      </w:r>
-      <w:proofErr w:type="spellEnd"/>
-      <w:r>
-        <w:rPr>
-          <w:rFonts w:ascii="Cambria" w:hAnsi="Cambria"/>
-          <w:lang w:val="en-US"/>
-        </w:rPr>
-        <w:t xml:space="preserve"> for the random walk, time to keep track of the temporal </w:t>
+        <w:t xml:space="preserve">Load required packages: numpy for the random walk, time to keep track of the temporal </w:t>
       </w:r>
       <w:r>
         <w:rPr>
@@ -1449,32 +1607,23 @@
           <w:rFonts w:ascii="Cambria" w:hAnsi="Cambria"/>
           <w:lang w:val="en-US"/>
         </w:rPr>
-        <w:t xml:space="preserve">import </w:t>
-      </w:r>
-      <w:proofErr w:type="spellStart"/>
-      <w:r>
-        <w:rPr>
-          <w:rFonts w:ascii="Cambria" w:hAnsi="Cambria"/>
-          <w:lang w:val="en-US"/>
-        </w:rPr>
-        <w:t>numpy</w:t>
-      </w:r>
-      <w:proofErr w:type="spellEnd"/>
-    </w:p>
-    <w:p>
-      <w:pPr>
-        <w:spacing w:after="0" w:line="240" w:lineRule="auto"/>
-        <w:rPr>
-          <w:rFonts w:ascii="Cambria" w:hAnsi="Cambria"/>
-          <w:lang w:val="en-US"/>
-        </w:rPr>
-      </w:pPr>
-      <w:r>
-        <w:rPr>
-          <w:rFonts w:ascii="Cambria" w:hAnsi="Cambria"/>
-          <w:lang w:val="en-US"/>
-        </w:rPr>
         <w:lastRenderedPageBreak/>
+        <w:t>import numpy</w:t>
+      </w:r>
+    </w:p>
+    <w:p>
+      <w:pPr>
+        <w:spacing w:after="0" w:line="240" w:lineRule="auto"/>
+        <w:rPr>
+          <w:rFonts w:ascii="Cambria" w:hAnsi="Cambria"/>
+          <w:lang w:val="en-US"/>
+        </w:rPr>
+      </w:pPr>
+      <w:r>
+        <w:rPr>
+          <w:rFonts w:ascii="Cambria" w:hAnsi="Cambria"/>
+          <w:lang w:val="en-US"/>
+        </w:rPr>
         <w:t>import time</w:t>
       </w:r>
     </w:p>
@@ -1575,32 +1724,7 @@
           <w:rFonts w:ascii="Cambria" w:hAnsi="Cambria"/>
           <w:lang w:val="en-US"/>
         </w:rPr>
-        <w:t xml:space="preserve">opacity = </w:t>
-      </w:r>
-      <w:proofErr w:type="spellStart"/>
-      <w:proofErr w:type="gramStart"/>
-      <w:r>
-        <w:rPr>
-          <w:rFonts w:ascii="Cambria" w:hAnsi="Cambria"/>
-          <w:lang w:val="en-US"/>
-        </w:rPr>
-        <w:t>numpy.random</w:t>
-      </w:r>
-      <w:proofErr w:type="gramEnd"/>
-      <w:r>
-        <w:rPr>
-          <w:rFonts w:ascii="Cambria" w:hAnsi="Cambria"/>
-          <w:lang w:val="en-US"/>
-        </w:rPr>
-        <w:t>.choice</w:t>
-      </w:r>
-      <w:proofErr w:type="spellEnd"/>
-      <w:r>
-        <w:rPr>
-          <w:rFonts w:ascii="Cambria" w:hAnsi="Cambria"/>
-          <w:lang w:val="en-US"/>
-        </w:rPr>
-        <w:t>(a)</w:t>
+        <w:t>opacity = numpy.random.choice(a)</w:t>
       </w:r>
     </w:p>
     <w:p>
@@ -1669,38 +1793,29 @@
         <w:spacing w:after="0" w:line="240" w:lineRule="auto"/>
         <w:rPr>
           <w:rFonts w:ascii="Cambria" w:hAnsi="Cambria"/>
-          <w:lang w:val="en-US"/>
-        </w:rPr>
-      </w:pPr>
-      <w:proofErr w:type="spellStart"/>
-      <w:r>
-        <w:rPr>
-          <w:rFonts w:ascii="Cambria" w:hAnsi="Cambria"/>
-          <w:lang w:val="en-US"/>
-        </w:rPr>
-        <w:t>posx</w:t>
-      </w:r>
-      <w:proofErr w:type="spellEnd"/>
-      <w:r>
-        <w:rPr>
-          <w:rFonts w:ascii="Cambria" w:hAnsi="Cambria"/>
-          <w:lang w:val="en-US"/>
-        </w:rPr>
-        <w:t xml:space="preserve"> = 0</w:t>
-      </w:r>
-    </w:p>
-    <w:p>
-      <w:pPr>
-        <w:spacing w:after="0" w:line="240" w:lineRule="auto"/>
-        <w:rPr>
-          <w:rFonts w:ascii="Cambria" w:hAnsi="Cambria"/>
-          <w:lang w:val="en-US"/>
-        </w:rPr>
-      </w:pPr>
-      <w:r>
-        <w:rPr>
-          <w:rFonts w:ascii="Cambria" w:hAnsi="Cambria"/>
-          <w:lang w:val="en-US"/>
+          <w:lang w:val="es-ES"/>
+        </w:rPr>
+      </w:pPr>
+      <w:r>
+        <w:rPr>
+          <w:rFonts w:ascii="Cambria" w:hAnsi="Cambria"/>
+          <w:lang w:val="es-ES"/>
+        </w:rPr>
+        <w:t>posx = 0</w:t>
+      </w:r>
+    </w:p>
+    <w:p>
+      <w:pPr>
+        <w:spacing w:after="0" w:line="240" w:lineRule="auto"/>
+        <w:rPr>
+          <w:rFonts w:ascii="Cambria" w:hAnsi="Cambria"/>
+          <w:lang w:val="es-ES"/>
+        </w:rPr>
+      </w:pPr>
+      <w:r>
+        <w:rPr>
+          <w:rFonts w:ascii="Cambria" w:hAnsi="Cambria"/>
+          <w:lang w:val="es-ES"/>
         </w:rPr>
         <w:t>posy = 0</w:t>
       </w:r>
@@ -1710,39 +1825,23 @@
         <w:spacing w:after="0" w:line="240" w:lineRule="auto"/>
         <w:rPr>
           <w:rFonts w:ascii="Cambria" w:hAnsi="Cambria"/>
-          <w:lang w:val="en-US"/>
-        </w:rPr>
-      </w:pPr>
-      <w:r>
-        <w:rPr>
-          <w:rFonts w:ascii="Cambria" w:hAnsi="Cambria"/>
-          <w:lang w:val="en-US"/>
-        </w:rPr>
-        <w:t>pos = (</w:t>
-      </w:r>
-      <w:proofErr w:type="spellStart"/>
-      <w:r>
-        <w:rPr>
-          <w:rFonts w:ascii="Cambria" w:hAnsi="Cambria"/>
-          <w:lang w:val="en-US"/>
-        </w:rPr>
-        <w:t>posx</w:t>
-      </w:r>
-      <w:proofErr w:type="spellEnd"/>
-      <w:r>
-        <w:rPr>
-          <w:rFonts w:ascii="Cambria" w:hAnsi="Cambria"/>
-          <w:lang w:val="en-US"/>
-        </w:rPr>
-        <w:t>, posy)</w:t>
-      </w:r>
-    </w:p>
-    <w:p>
-      <w:pPr>
-        <w:spacing w:after="0" w:line="240" w:lineRule="auto"/>
-        <w:rPr>
-          <w:rFonts w:ascii="Cambria" w:hAnsi="Cambria"/>
-          <w:lang w:val="en-US"/>
+          <w:lang w:val="es-ES"/>
+        </w:rPr>
+      </w:pPr>
+      <w:r>
+        <w:rPr>
+          <w:rFonts w:ascii="Cambria" w:hAnsi="Cambria"/>
+          <w:lang w:val="es-ES"/>
+        </w:rPr>
+        <w:t>pos = (posx, posy)</w:t>
+      </w:r>
+    </w:p>
+    <w:p>
+      <w:pPr>
+        <w:spacing w:after="0" w:line="240" w:lineRule="auto"/>
+        <w:rPr>
+          <w:rFonts w:ascii="Cambria" w:hAnsi="Cambria"/>
+          <w:lang w:val="es-ES"/>
         </w:rPr>
       </w:pPr>
     </w:p>
@@ -1796,25 +1895,7 @@
           <w:rFonts w:ascii="Cambria" w:hAnsi="Cambria"/>
           <w:lang w:val="en-US"/>
         </w:rPr>
-        <w:t xml:space="preserve">start = </w:t>
-      </w:r>
-      <w:proofErr w:type="spellStart"/>
-      <w:proofErr w:type="gramStart"/>
-      <w:r>
-        <w:rPr>
-          <w:rFonts w:ascii="Cambria" w:hAnsi="Cambria"/>
-          <w:lang w:val="en-US"/>
-        </w:rPr>
-        <w:t>time.time</w:t>
-      </w:r>
-      <w:proofErr w:type="spellEnd"/>
-      <w:proofErr w:type="gramEnd"/>
-      <w:r>
-        <w:rPr>
-          <w:rFonts w:ascii="Cambria" w:hAnsi="Cambria"/>
-          <w:lang w:val="en-US"/>
-        </w:rPr>
-        <w:t>()</w:t>
+        <w:t>start = time.time()</w:t>
       </w:r>
     </w:p>
     <w:p>
@@ -1883,381 +1964,185 @@
           <w:rFonts w:ascii="Cambria" w:hAnsi="Cambria"/>
           <w:lang w:val="en-US"/>
         </w:rPr>
-        <w:t xml:space="preserve">if </w:t>
-      </w:r>
-      <w:proofErr w:type="spellStart"/>
-      <w:proofErr w:type="gramStart"/>
-      <w:r>
-        <w:rPr>
-          <w:rFonts w:ascii="Cambria" w:hAnsi="Cambria"/>
-          <w:lang w:val="en-US"/>
-        </w:rPr>
-        <w:t>time.time</w:t>
-      </w:r>
-      <w:proofErr w:type="spellEnd"/>
-      <w:proofErr w:type="gramEnd"/>
-      <w:r>
-        <w:rPr>
-          <w:rFonts w:ascii="Cambria" w:hAnsi="Cambria"/>
-          <w:lang w:val="en-US"/>
-        </w:rPr>
-        <w:t xml:space="preserve">() - start &gt; 3: </w:t>
-      </w:r>
-    </w:p>
-    <w:p>
-      <w:pPr>
-        <w:spacing w:after="0" w:line="240" w:lineRule="auto"/>
-        <w:rPr>
-          <w:rFonts w:ascii="Cambria" w:hAnsi="Cambria"/>
-          <w:lang w:val="en-US"/>
-        </w:rPr>
-      </w:pPr>
-    </w:p>
-    <w:p>
-      <w:pPr>
-        <w:spacing w:after="0" w:line="240" w:lineRule="auto"/>
-        <w:rPr>
-          <w:rFonts w:ascii="Cambria" w:hAnsi="Cambria"/>
-          <w:lang w:val="en-US"/>
-        </w:rPr>
-      </w:pPr>
-      <w:r>
-        <w:rPr>
-          <w:rFonts w:ascii="Cambria" w:hAnsi="Cambria"/>
-          <w:lang w:val="en-US"/>
-        </w:rPr>
-        <w:t>#</w:t>
-      </w:r>
-      <w:proofErr w:type="gramStart"/>
-      <w:r>
-        <w:rPr>
-          <w:rFonts w:ascii="Cambria" w:hAnsi="Cambria"/>
-          <w:lang w:val="en-US"/>
-        </w:rPr>
-        <w:t>draw</w:t>
-      </w:r>
-      <w:proofErr w:type="gramEnd"/>
-      <w:r>
-        <w:rPr>
-          <w:rFonts w:ascii="Cambria" w:hAnsi="Cambria"/>
-          <w:lang w:val="en-US"/>
-        </w:rPr>
-        <w:t xml:space="preserve"> the next step for the random walk for x and y directions</w:t>
-      </w:r>
-    </w:p>
-    <w:p>
-      <w:pPr>
-        <w:spacing w:after="0" w:line="240" w:lineRule="auto"/>
-        <w:rPr>
-          <w:rFonts w:ascii="Cambria" w:hAnsi="Cambria"/>
-          <w:lang w:val="en-US"/>
-        </w:rPr>
-      </w:pPr>
-      <w:r>
-        <w:rPr>
-          <w:rFonts w:ascii="Cambria" w:hAnsi="Cambria"/>
-          <w:lang w:val="en-US"/>
-        </w:rPr>
-        <w:t xml:space="preserve">    </w:t>
-      </w:r>
-      <w:proofErr w:type="spellStart"/>
-      <w:r>
-        <w:rPr>
-          <w:rFonts w:ascii="Cambria" w:hAnsi="Cambria"/>
-          <w:lang w:val="en-US"/>
-        </w:rPr>
-        <w:t>Addx</w:t>
-      </w:r>
-      <w:proofErr w:type="spellEnd"/>
-      <w:r>
-        <w:rPr>
-          <w:rFonts w:ascii="Cambria" w:hAnsi="Cambria"/>
-          <w:lang w:val="en-US"/>
-        </w:rPr>
-        <w:t xml:space="preserve"> = </w:t>
-      </w:r>
-      <w:proofErr w:type="spellStart"/>
-      <w:proofErr w:type="gramStart"/>
-      <w:r>
-        <w:rPr>
-          <w:rFonts w:ascii="Cambria" w:hAnsi="Cambria"/>
-          <w:lang w:val="en-US"/>
-        </w:rPr>
-        <w:t>numpy.random</w:t>
-      </w:r>
-      <w:proofErr w:type="gramEnd"/>
-      <w:r>
-        <w:rPr>
-          <w:rFonts w:ascii="Cambria" w:hAnsi="Cambria"/>
-          <w:lang w:val="en-US"/>
-        </w:rPr>
-        <w:t>.</w:t>
-      </w:r>
-      <w:proofErr w:type="gramStart"/>
-      <w:r>
-        <w:rPr>
-          <w:rFonts w:ascii="Cambria" w:hAnsi="Cambria"/>
-          <w:lang w:val="en-US"/>
-        </w:rPr>
-        <w:t>normal</w:t>
-      </w:r>
-      <w:proofErr w:type="spellEnd"/>
-      <w:r>
-        <w:rPr>
-          <w:rFonts w:ascii="Cambria" w:hAnsi="Cambria"/>
-          <w:lang w:val="en-US"/>
-        </w:rPr>
-        <w:t>(</w:t>
-      </w:r>
-      <w:proofErr w:type="gramEnd"/>
-      <w:r>
-        <w:rPr>
-          <w:rFonts w:ascii="Cambria" w:hAnsi="Cambria"/>
-          <w:lang w:val="en-US"/>
-        </w:rPr>
-        <w:t>loc=</w:t>
-      </w:r>
-      <w:proofErr w:type="gramStart"/>
-      <w:r>
-        <w:rPr>
-          <w:rFonts w:ascii="Cambria" w:hAnsi="Cambria"/>
-          <w:lang w:val="en-US"/>
-        </w:rPr>
-        <w:t>0,scale</w:t>
-      </w:r>
-      <w:proofErr w:type="gramEnd"/>
-      <w:r>
-        <w:rPr>
-          <w:rFonts w:ascii="Cambria" w:hAnsi="Cambria"/>
-          <w:lang w:val="en-US"/>
-        </w:rPr>
-        <w:t xml:space="preserve"> = 0.3)</w:t>
-      </w:r>
-    </w:p>
-    <w:p>
-      <w:pPr>
-        <w:spacing w:after="0" w:line="240" w:lineRule="auto"/>
-        <w:rPr>
-          <w:rFonts w:ascii="Cambria" w:hAnsi="Cambria"/>
-          <w:lang w:val="en-US"/>
-        </w:rPr>
-      </w:pPr>
-      <w:r>
-        <w:rPr>
-          <w:rFonts w:ascii="Cambria" w:hAnsi="Cambria"/>
-          <w:lang w:val="en-US"/>
-        </w:rPr>
-        <w:t xml:space="preserve">    Addy = </w:t>
-      </w:r>
-      <w:proofErr w:type="spellStart"/>
-      <w:proofErr w:type="gramStart"/>
-      <w:r>
-        <w:rPr>
-          <w:rFonts w:ascii="Cambria" w:hAnsi="Cambria"/>
-          <w:lang w:val="en-US"/>
-        </w:rPr>
-        <w:t>numpy.random</w:t>
-      </w:r>
-      <w:proofErr w:type="gramEnd"/>
-      <w:r>
-        <w:rPr>
-          <w:rFonts w:ascii="Cambria" w:hAnsi="Cambria"/>
-          <w:lang w:val="en-US"/>
-        </w:rPr>
-        <w:t>.</w:t>
-      </w:r>
-      <w:proofErr w:type="gramStart"/>
-      <w:r>
-        <w:rPr>
-          <w:rFonts w:ascii="Cambria" w:hAnsi="Cambria"/>
-          <w:lang w:val="en-US"/>
-        </w:rPr>
-        <w:t>normal</w:t>
-      </w:r>
-      <w:proofErr w:type="spellEnd"/>
-      <w:r>
-        <w:rPr>
-          <w:rFonts w:ascii="Cambria" w:hAnsi="Cambria"/>
-          <w:lang w:val="en-US"/>
-        </w:rPr>
-        <w:t>(</w:t>
-      </w:r>
-      <w:proofErr w:type="gramEnd"/>
-      <w:r>
-        <w:rPr>
-          <w:rFonts w:ascii="Cambria" w:hAnsi="Cambria"/>
-          <w:lang w:val="en-US"/>
-        </w:rPr>
-        <w:t>loc=</w:t>
-      </w:r>
-      <w:proofErr w:type="gramStart"/>
-      <w:r>
-        <w:rPr>
-          <w:rFonts w:ascii="Cambria" w:hAnsi="Cambria"/>
-          <w:lang w:val="en-US"/>
-        </w:rPr>
-        <w:t>0,scale</w:t>
-      </w:r>
-      <w:proofErr w:type="gramEnd"/>
-      <w:r>
-        <w:rPr>
-          <w:rFonts w:ascii="Cambria" w:hAnsi="Cambria"/>
-          <w:lang w:val="en-US"/>
-        </w:rPr>
-        <w:t xml:space="preserve"> = 0.3)</w:t>
-      </w:r>
-    </w:p>
-    <w:p>
-      <w:pPr>
-        <w:spacing w:after="0" w:line="240" w:lineRule="auto"/>
-        <w:rPr>
-          <w:rFonts w:ascii="Cambria" w:hAnsi="Cambria"/>
-          <w:lang w:val="en-US"/>
-        </w:rPr>
-      </w:pPr>
-    </w:p>
-    <w:p>
-      <w:pPr>
-        <w:spacing w:after="0" w:line="240" w:lineRule="auto"/>
-        <w:rPr>
-          <w:rFonts w:ascii="Cambria" w:hAnsi="Cambria"/>
-          <w:lang w:val="en-US"/>
-        </w:rPr>
-      </w:pPr>
-      <w:r>
-        <w:rPr>
-          <w:rFonts w:ascii="Cambria" w:hAnsi="Cambria"/>
-          <w:lang w:val="en-US"/>
-        </w:rPr>
-        <w:t>#</w:t>
-      </w:r>
-      <w:proofErr w:type="gramStart"/>
-      <w:r>
-        <w:rPr>
-          <w:rFonts w:ascii="Cambria" w:hAnsi="Cambria"/>
-          <w:lang w:val="en-US"/>
-        </w:rPr>
-        <w:t>add</w:t>
-      </w:r>
-      <w:proofErr w:type="gramEnd"/>
-      <w:r>
-        <w:rPr>
-          <w:rFonts w:ascii="Cambria" w:hAnsi="Cambria"/>
-          <w:lang w:val="en-US"/>
-        </w:rPr>
-        <w:t xml:space="preserve"> the next step to the current position,</w:t>
-      </w:r>
-    </w:p>
-    <w:p>
-      <w:pPr>
-        <w:spacing w:after="0" w:line="240" w:lineRule="auto"/>
-        <w:rPr>
-          <w:rFonts w:ascii="Cambria" w:hAnsi="Cambria"/>
-          <w:lang w:val="en-US"/>
-        </w:rPr>
-      </w:pPr>
-      <w:r>
-        <w:rPr>
-          <w:rFonts w:ascii="Cambria" w:hAnsi="Cambria"/>
-          <w:lang w:val="en-US"/>
-        </w:rPr>
-        <w:t>#</w:t>
-      </w:r>
-      <w:proofErr w:type="gramStart"/>
-      <w:r>
-        <w:rPr>
-          <w:rFonts w:ascii="Cambria" w:hAnsi="Cambria"/>
-          <w:lang w:val="en-US"/>
-        </w:rPr>
-        <w:t>but</w:t>
-      </w:r>
-      <w:proofErr w:type="gramEnd"/>
-      <w:r>
-        <w:rPr>
-          <w:rFonts w:ascii="Cambria" w:hAnsi="Cambria"/>
-          <w:lang w:val="en-US"/>
-        </w:rPr>
-        <w:t xml:space="preserve"> make sure we don't go off screen (set at +- 6cm from middle of screen)</w:t>
-      </w:r>
-    </w:p>
-    <w:p>
-      <w:pPr>
-        <w:spacing w:after="0" w:line="240" w:lineRule="auto"/>
-        <w:rPr>
-          <w:rFonts w:ascii="Cambria" w:hAnsi="Cambria"/>
-          <w:lang w:val="en-US"/>
-        </w:rPr>
-      </w:pPr>
-      <w:r>
-        <w:rPr>
-          <w:rFonts w:ascii="Cambria" w:hAnsi="Cambria"/>
-          <w:lang w:val="en-US"/>
-        </w:rPr>
-        <w:t xml:space="preserve">    if </w:t>
-      </w:r>
-      <w:proofErr w:type="spellStart"/>
-      <w:r>
-        <w:rPr>
-          <w:rFonts w:ascii="Cambria" w:hAnsi="Cambria"/>
-          <w:lang w:val="en-US"/>
-        </w:rPr>
-        <w:t>posx</w:t>
-      </w:r>
-      <w:proofErr w:type="spellEnd"/>
-      <w:r>
-        <w:rPr>
-          <w:rFonts w:ascii="Cambria" w:hAnsi="Cambria"/>
-          <w:lang w:val="en-US"/>
-        </w:rPr>
-        <w:t xml:space="preserve"> + </w:t>
-      </w:r>
-      <w:proofErr w:type="spellStart"/>
-      <w:r>
-        <w:rPr>
-          <w:rFonts w:ascii="Cambria" w:hAnsi="Cambria"/>
-          <w:lang w:val="en-US"/>
-        </w:rPr>
-        <w:t>Addx</w:t>
-      </w:r>
-      <w:proofErr w:type="spellEnd"/>
-      <w:r>
-        <w:rPr>
-          <w:rFonts w:ascii="Cambria" w:hAnsi="Cambria"/>
-          <w:lang w:val="en-US"/>
-        </w:rPr>
-        <w:t xml:space="preserve"> &lt; 6 and </w:t>
-      </w:r>
-      <w:proofErr w:type="spellStart"/>
-      <w:r>
-        <w:rPr>
-          <w:rFonts w:ascii="Cambria" w:hAnsi="Cambria"/>
-          <w:lang w:val="en-US"/>
-        </w:rPr>
-        <w:t>posx</w:t>
-      </w:r>
-      <w:proofErr w:type="spellEnd"/>
-      <w:r>
-        <w:rPr>
-          <w:rFonts w:ascii="Cambria" w:hAnsi="Cambria"/>
-          <w:lang w:val="en-US"/>
-        </w:rPr>
-        <w:t xml:space="preserve"> + </w:t>
-      </w:r>
-      <w:proofErr w:type="spellStart"/>
-      <w:r>
-        <w:rPr>
-          <w:rFonts w:ascii="Cambria" w:hAnsi="Cambria"/>
-          <w:lang w:val="en-US"/>
-        </w:rPr>
-        <w:t>Addx</w:t>
-      </w:r>
-      <w:proofErr w:type="spellEnd"/>
-      <w:r>
-        <w:rPr>
-          <w:rFonts w:ascii="Cambria" w:hAnsi="Cambria"/>
-          <w:lang w:val="en-US"/>
-        </w:rPr>
-        <w:t xml:space="preserve"> &gt; -6:</w:t>
+        <w:t xml:space="preserve">if time.time() - start &gt; 3: </w:t>
+      </w:r>
+    </w:p>
+    <w:p>
+      <w:pPr>
+        <w:spacing w:after="0" w:line="240" w:lineRule="auto"/>
+        <w:rPr>
+          <w:rFonts w:ascii="Cambria" w:hAnsi="Cambria"/>
+          <w:lang w:val="en-US"/>
+        </w:rPr>
+      </w:pPr>
+    </w:p>
+    <w:p>
+      <w:pPr>
+        <w:spacing w:after="0" w:line="240" w:lineRule="auto"/>
+        <w:rPr>
+          <w:rFonts w:ascii="Cambria" w:hAnsi="Cambria"/>
+          <w:lang w:val="en-US"/>
+        </w:rPr>
+      </w:pPr>
+      <w:r>
+        <w:rPr>
+          <w:rFonts w:ascii="Cambria" w:hAnsi="Cambria"/>
+          <w:lang w:val="en-US"/>
+        </w:rPr>
+        <w:t>#draw the next step for the random walk for x and y directions</w:t>
+      </w:r>
+    </w:p>
+    <w:p>
+      <w:pPr>
+        <w:spacing w:after="0" w:line="240" w:lineRule="auto"/>
+        <w:rPr>
+          <w:rFonts w:ascii="Cambria" w:hAnsi="Cambria"/>
+          <w:lang w:val="en-US"/>
+        </w:rPr>
+      </w:pPr>
+      <w:r>
+        <w:rPr>
+          <w:rFonts w:ascii="Cambria" w:hAnsi="Cambria"/>
+          <w:lang w:val="en-US"/>
+        </w:rPr>
+        <w:t xml:space="preserve">    Addx = numpy.random.normal(loc=0,scale = 0.3)</w:t>
+      </w:r>
+    </w:p>
+    <w:p>
+      <w:pPr>
+        <w:spacing w:after="0" w:line="240" w:lineRule="auto"/>
+        <w:rPr>
+          <w:rFonts w:ascii="Cambria" w:hAnsi="Cambria"/>
+          <w:lang w:val="en-US"/>
+        </w:rPr>
+      </w:pPr>
+      <w:r>
+        <w:rPr>
+          <w:rFonts w:ascii="Cambria" w:hAnsi="Cambria"/>
+          <w:lang w:val="en-US"/>
+        </w:rPr>
+        <w:t xml:space="preserve">    Addy = numpy.random.normal(loc=0,scale = 0.3)</w:t>
+      </w:r>
+    </w:p>
+    <w:p>
+      <w:pPr>
+        <w:spacing w:after="0" w:line="240" w:lineRule="auto"/>
+        <w:rPr>
+          <w:rFonts w:ascii="Cambria" w:hAnsi="Cambria"/>
+          <w:lang w:val="en-US"/>
+        </w:rPr>
+      </w:pPr>
+    </w:p>
+    <w:p>
+      <w:pPr>
+        <w:spacing w:after="0" w:line="240" w:lineRule="auto"/>
+        <w:rPr>
+          <w:rFonts w:ascii="Cambria" w:hAnsi="Cambria"/>
+          <w:lang w:val="en-US"/>
+        </w:rPr>
+      </w:pPr>
+      <w:r>
+        <w:rPr>
+          <w:rFonts w:ascii="Cambria" w:hAnsi="Cambria"/>
+          <w:lang w:val="en-US"/>
+        </w:rPr>
+        <w:t>#add the next step to the current position,</w:t>
+      </w:r>
+    </w:p>
+    <w:p>
+      <w:pPr>
+        <w:spacing w:after="0" w:line="240" w:lineRule="auto"/>
+        <w:rPr>
+          <w:rFonts w:ascii="Cambria" w:hAnsi="Cambria"/>
+          <w:lang w:val="en-US"/>
+        </w:rPr>
+      </w:pPr>
+      <w:r>
+        <w:rPr>
+          <w:rFonts w:ascii="Cambria" w:hAnsi="Cambria"/>
+          <w:lang w:val="en-US"/>
+        </w:rPr>
+        <w:t>#but make sure we don't go off screen (set at +- 6cm from middle of screen)</w:t>
+      </w:r>
+    </w:p>
+    <w:p>
+      <w:pPr>
+        <w:spacing w:after="0" w:line="240" w:lineRule="auto"/>
+        <w:rPr>
+          <w:rFonts w:ascii="Cambria" w:hAnsi="Cambria"/>
+          <w:lang w:val="en-US"/>
+        </w:rPr>
+      </w:pPr>
+      <w:r>
+        <w:rPr>
+          <w:rFonts w:ascii="Cambria" w:hAnsi="Cambria"/>
+          <w:lang w:val="en-US"/>
+        </w:rPr>
+        <w:t xml:space="preserve">    if posx + Addx &lt; 6 and posx + Addx &gt; -6:</w:t>
+      </w:r>
+    </w:p>
+    <w:p>
+      <w:pPr>
+        <w:spacing w:after="0" w:line="240" w:lineRule="auto"/>
+        <w:rPr>
+          <w:rFonts w:ascii="Cambria" w:hAnsi="Cambria"/>
+          <w:lang w:val="en-US"/>
+        </w:rPr>
+      </w:pPr>
+      <w:r>
+        <w:rPr>
+          <w:rFonts w:ascii="Cambria" w:hAnsi="Cambria"/>
+          <w:lang w:val="en-US"/>
+        </w:rPr>
+        <w:t xml:space="preserve">        posx = posx + Addx</w:t>
+      </w:r>
+    </w:p>
+    <w:p>
+      <w:pPr>
+        <w:spacing w:after="0" w:line="240" w:lineRule="auto"/>
+        <w:rPr>
+          <w:rFonts w:ascii="Cambria" w:hAnsi="Cambria"/>
+          <w:lang w:val="en-US"/>
+        </w:rPr>
+      </w:pPr>
+      <w:r>
+        <w:rPr>
+          <w:rFonts w:ascii="Cambria" w:hAnsi="Cambria"/>
+          <w:lang w:val="en-US"/>
+        </w:rPr>
+        <w:t xml:space="preserve">            </w:t>
+      </w:r>
+    </w:p>
+    <w:p>
+      <w:pPr>
+        <w:spacing w:after="0" w:line="240" w:lineRule="auto"/>
+        <w:rPr>
+          <w:rFonts w:ascii="Cambria" w:hAnsi="Cambria"/>
+          <w:lang w:val="en-US"/>
+        </w:rPr>
+      </w:pPr>
+      <w:r>
+        <w:rPr>
+          <w:rFonts w:ascii="Cambria" w:hAnsi="Cambria"/>
+          <w:lang w:val="en-US"/>
+        </w:rPr>
+        <w:t xml:space="preserve">    if posy + Addy &lt; 6 and posy + Addy &gt; -6:</w:t>
+      </w:r>
+    </w:p>
+    <w:p>
+      <w:pPr>
+        <w:spacing w:after="0" w:line="240" w:lineRule="auto"/>
+        <w:rPr>
+          <w:rFonts w:ascii="Cambria" w:hAnsi="Cambria"/>
+          <w:lang w:val="en-US"/>
+        </w:rPr>
+      </w:pPr>
+      <w:r>
+        <w:rPr>
+          <w:rFonts w:ascii="Cambria" w:hAnsi="Cambria"/>
+          <w:lang w:val="en-US"/>
+        </w:rPr>
+        <w:t xml:space="preserve">        posy = posy + Addy</w:t>
       </w:r>
     </w:p>
     <w:p>
@@ -2275,142 +2160,21 @@
         </w:rPr>
         <w:t xml:space="preserve">        </w:t>
       </w:r>
-      <w:proofErr w:type="spellStart"/>
-      <w:r>
-        <w:rPr>
-          <w:rFonts w:ascii="Cambria" w:hAnsi="Cambria"/>
-          <w:lang w:val="en-US"/>
-        </w:rPr>
-        <w:t>posx</w:t>
-      </w:r>
-      <w:proofErr w:type="spellEnd"/>
-      <w:r>
-        <w:rPr>
-          <w:rFonts w:ascii="Cambria" w:hAnsi="Cambria"/>
-          <w:lang w:val="en-US"/>
-        </w:rPr>
-        <w:t xml:space="preserve"> = </w:t>
-      </w:r>
-      <w:proofErr w:type="spellStart"/>
-      <w:r>
-        <w:rPr>
-          <w:rFonts w:ascii="Cambria" w:hAnsi="Cambria"/>
-          <w:lang w:val="en-US"/>
-        </w:rPr>
-        <w:t>posx</w:t>
-      </w:r>
-      <w:proofErr w:type="spellEnd"/>
-      <w:r>
-        <w:rPr>
-          <w:rFonts w:ascii="Cambria" w:hAnsi="Cambria"/>
-          <w:lang w:val="en-US"/>
-        </w:rPr>
-        <w:t xml:space="preserve"> + </w:t>
-      </w:r>
-      <w:proofErr w:type="spellStart"/>
-      <w:r>
-        <w:rPr>
-          <w:rFonts w:ascii="Cambria" w:hAnsi="Cambria"/>
-          <w:lang w:val="en-US"/>
-        </w:rPr>
-        <w:t>Addx</w:t>
-      </w:r>
-      <w:proofErr w:type="spellEnd"/>
-    </w:p>
-    <w:p>
-      <w:pPr>
-        <w:spacing w:after="0" w:line="240" w:lineRule="auto"/>
-        <w:rPr>
-          <w:rFonts w:ascii="Cambria" w:hAnsi="Cambria"/>
-          <w:lang w:val="en-US"/>
-        </w:rPr>
-      </w:pPr>
-      <w:r>
-        <w:rPr>
-          <w:rFonts w:ascii="Cambria" w:hAnsi="Cambria"/>
-          <w:lang w:val="en-US"/>
-        </w:rPr>
-        <w:t xml:space="preserve">            </w:t>
-      </w:r>
-    </w:p>
-    <w:p>
-      <w:pPr>
-        <w:spacing w:after="0" w:line="240" w:lineRule="auto"/>
-        <w:rPr>
-          <w:rFonts w:ascii="Cambria" w:hAnsi="Cambria"/>
-          <w:lang w:val="en-US"/>
-        </w:rPr>
-      </w:pPr>
-      <w:r>
-        <w:rPr>
-          <w:rFonts w:ascii="Cambria" w:hAnsi="Cambria"/>
-          <w:lang w:val="en-US"/>
-        </w:rPr>
-        <w:t xml:space="preserve">    if posy + Addy &lt; 6 and posy + Addy &gt; -6:</w:t>
-      </w:r>
-    </w:p>
-    <w:p>
-      <w:pPr>
-        <w:spacing w:after="0" w:line="240" w:lineRule="auto"/>
-        <w:rPr>
-          <w:rFonts w:ascii="Cambria" w:hAnsi="Cambria"/>
-          <w:lang w:val="en-US"/>
-        </w:rPr>
-      </w:pPr>
-      <w:r>
-        <w:rPr>
-          <w:rFonts w:ascii="Cambria" w:hAnsi="Cambria"/>
-          <w:lang w:val="en-US"/>
-        </w:rPr>
-        <w:t xml:space="preserve">        posy = posy + Addy</w:t>
-      </w:r>
-    </w:p>
-    <w:p>
-      <w:pPr>
-        <w:spacing w:after="0" w:line="240" w:lineRule="auto"/>
-        <w:rPr>
-          <w:rFonts w:ascii="Cambria" w:hAnsi="Cambria"/>
-          <w:lang w:val="en-US"/>
-        </w:rPr>
-      </w:pPr>
-      <w:r>
-        <w:rPr>
-          <w:rFonts w:ascii="Cambria" w:hAnsi="Cambria"/>
-          <w:lang w:val="en-US"/>
-        </w:rPr>
-        <w:t xml:space="preserve">        </w:t>
-      </w:r>
-    </w:p>
-    <w:p>
-      <w:pPr>
-        <w:spacing w:after="0" w:line="240" w:lineRule="auto"/>
-        <w:rPr>
-          <w:rFonts w:ascii="Cambria" w:hAnsi="Cambria"/>
-          <w:lang w:val="en-US"/>
-        </w:rPr>
-      </w:pPr>
-      <w:r>
-        <w:rPr>
-          <w:rFonts w:ascii="Cambria" w:hAnsi="Cambria"/>
-          <w:lang w:val="en-US"/>
-        </w:rPr>
-        <w:t xml:space="preserve">    pos = (</w:t>
-      </w:r>
-      <w:proofErr w:type="spellStart"/>
-      <w:r>
-        <w:rPr>
-          <w:rFonts w:ascii="Cambria" w:hAnsi="Cambria"/>
-          <w:lang w:val="en-US"/>
-        </w:rPr>
-        <w:t>posx</w:t>
-      </w:r>
-      <w:proofErr w:type="spellEnd"/>
-      <w:r>
-        <w:rPr>
-          <w:rFonts w:ascii="Cambria" w:hAnsi="Cambria"/>
-          <w:lang w:val="en-US"/>
-        </w:rPr>
-        <w:t>, posy)</w:t>
+    </w:p>
+    <w:p>
+      <w:pPr>
+        <w:spacing w:after="0" w:line="240" w:lineRule="auto"/>
+        <w:rPr>
+          <w:rFonts w:ascii="Cambria" w:hAnsi="Cambria"/>
+          <w:lang w:val="en-US"/>
+        </w:rPr>
+      </w:pPr>
+      <w:r>
+        <w:rPr>
+          <w:rFonts w:ascii="Cambria" w:hAnsi="Cambria"/>
+          <w:lang w:val="en-US"/>
+        </w:rPr>
+        <w:t xml:space="preserve">    pos = (posx, posy)</w:t>
       </w:r>
     </w:p>
     <w:p>
@@ -2442,411 +2206,120 @@
           <w:rFonts w:ascii="Cambria" w:hAnsi="Cambria"/>
           <w:lang w:val="en-US"/>
         </w:rPr>
-        <w:t>#</w:t>
-      </w:r>
-      <w:proofErr w:type="gramStart"/>
-      <w:r>
-        <w:rPr>
-          <w:rFonts w:ascii="Cambria" w:hAnsi="Cambria"/>
-          <w:lang w:val="en-US"/>
-        </w:rPr>
-        <w:t>save</w:t>
-      </w:r>
-      <w:proofErr w:type="gramEnd"/>
-      <w:r>
-        <w:rPr>
-          <w:rFonts w:ascii="Cambria" w:hAnsi="Cambria"/>
-          <w:lang w:val="en-US"/>
-        </w:rPr>
-        <w:t xml:space="preserve"> the relevant data on each frame</w:t>
-      </w:r>
-    </w:p>
-    <w:p>
-      <w:pPr>
-        <w:spacing w:after="0" w:line="240" w:lineRule="auto"/>
-        <w:rPr>
-          <w:rFonts w:ascii="Cambria" w:hAnsi="Cambria"/>
-          <w:lang w:val="en-US"/>
-        </w:rPr>
-      </w:pPr>
-      <w:r>
-        <w:rPr>
-          <w:rFonts w:ascii="Cambria" w:hAnsi="Cambria"/>
-          <w:lang w:val="en-US"/>
-        </w:rPr>
-        <w:t xml:space="preserve">    </w:t>
-      </w:r>
-      <w:proofErr w:type="spellStart"/>
-      <w:r>
-        <w:rPr>
-          <w:rFonts w:ascii="Cambria" w:hAnsi="Cambria"/>
-          <w:lang w:val="en-US"/>
-        </w:rPr>
-        <w:t>thisExp.addData</w:t>
-      </w:r>
-      <w:proofErr w:type="spellEnd"/>
-      <w:r>
-        <w:rPr>
-          <w:rFonts w:ascii="Cambria" w:hAnsi="Cambria"/>
-          <w:lang w:val="en-US"/>
-        </w:rPr>
-        <w:t>("</w:t>
-      </w:r>
-      <w:proofErr w:type="spellStart"/>
-      <w:r>
-        <w:rPr>
-          <w:rFonts w:ascii="Cambria" w:hAnsi="Cambria"/>
-          <w:lang w:val="en-US"/>
-        </w:rPr>
-        <w:t>time_in_run</w:t>
-      </w:r>
-      <w:proofErr w:type="spellEnd"/>
-      <w:r>
-        <w:rPr>
-          <w:rFonts w:ascii="Cambria" w:hAnsi="Cambria"/>
-          <w:lang w:val="en-US"/>
-        </w:rPr>
-        <w:t xml:space="preserve">", </w:t>
-      </w:r>
-      <w:proofErr w:type="spellStart"/>
-      <w:proofErr w:type="gramStart"/>
-      <w:r>
-        <w:rPr>
-          <w:rFonts w:ascii="Cambria" w:hAnsi="Cambria"/>
-          <w:lang w:val="en-US"/>
-        </w:rPr>
-        <w:t>time.time</w:t>
-      </w:r>
-      <w:proofErr w:type="spellEnd"/>
-      <w:proofErr w:type="gramEnd"/>
-      <w:r>
-        <w:rPr>
-          <w:rFonts w:ascii="Cambria" w:hAnsi="Cambria"/>
-          <w:lang w:val="en-US"/>
-        </w:rPr>
-        <w:t>() - start)</w:t>
-      </w:r>
-    </w:p>
-    <w:p>
-      <w:pPr>
-        <w:spacing w:after="0" w:line="240" w:lineRule="auto"/>
-        <w:rPr>
-          <w:rFonts w:ascii="Cambria" w:hAnsi="Cambria"/>
-          <w:lang w:val="en-US"/>
-        </w:rPr>
-      </w:pPr>
-      <w:r>
-        <w:rPr>
-          <w:rFonts w:ascii="Cambria" w:hAnsi="Cambria"/>
-          <w:lang w:val="en-US"/>
-        </w:rPr>
-        <w:t xml:space="preserve">    </w:t>
-      </w:r>
-      <w:proofErr w:type="spellStart"/>
-      <w:r>
-        <w:rPr>
-          <w:rFonts w:ascii="Cambria" w:hAnsi="Cambria"/>
-          <w:lang w:val="en-US"/>
-        </w:rPr>
-        <w:t>thisExp.addData</w:t>
-      </w:r>
-      <w:proofErr w:type="spellEnd"/>
-      <w:r>
-        <w:rPr>
-          <w:rFonts w:ascii="Cambria" w:hAnsi="Cambria"/>
-          <w:lang w:val="en-US"/>
-        </w:rPr>
-        <w:t>("</w:t>
-      </w:r>
-      <w:proofErr w:type="spellStart"/>
-      <w:r>
-        <w:rPr>
-          <w:rFonts w:ascii="Cambria" w:hAnsi="Cambria"/>
-          <w:lang w:val="en-US"/>
-        </w:rPr>
-        <w:t>x_coord_mouse</w:t>
-      </w:r>
-      <w:proofErr w:type="spellEnd"/>
-      <w:r>
-        <w:rPr>
-          <w:rFonts w:ascii="Cambria" w:hAnsi="Cambria"/>
-          <w:lang w:val="en-US"/>
-        </w:rPr>
-        <w:t xml:space="preserve">", </w:t>
-      </w:r>
-      <w:proofErr w:type="spellStart"/>
-      <w:proofErr w:type="gramStart"/>
-      <w:r>
-        <w:rPr>
-          <w:rFonts w:ascii="Cambria" w:hAnsi="Cambria"/>
-          <w:lang w:val="en-US"/>
-        </w:rPr>
-        <w:t>mouse.getPos</w:t>
-      </w:r>
-      <w:proofErr w:type="spellEnd"/>
-      <w:r>
-        <w:rPr>
-          <w:rFonts w:ascii="Cambria" w:hAnsi="Cambria"/>
-          <w:lang w:val="en-US"/>
-        </w:rPr>
-        <w:t>()[</w:t>
-      </w:r>
-      <w:proofErr w:type="gramEnd"/>
-      <w:r>
-        <w:rPr>
-          <w:rFonts w:ascii="Cambria" w:hAnsi="Cambria"/>
-          <w:lang w:val="en-US"/>
-        </w:rPr>
-        <w:t>0])</w:t>
-      </w:r>
-    </w:p>
-    <w:p>
-      <w:pPr>
-        <w:spacing w:after="0" w:line="240" w:lineRule="auto"/>
-        <w:rPr>
-          <w:rFonts w:ascii="Cambria" w:hAnsi="Cambria"/>
-          <w:lang w:val="en-US"/>
-        </w:rPr>
-      </w:pPr>
-      <w:r>
-        <w:rPr>
-          <w:rFonts w:ascii="Cambria" w:hAnsi="Cambria"/>
-          <w:lang w:val="en-US"/>
-        </w:rPr>
-        <w:t xml:space="preserve">    </w:t>
-      </w:r>
-      <w:proofErr w:type="spellStart"/>
-      <w:r>
-        <w:rPr>
-          <w:rFonts w:ascii="Cambria" w:hAnsi="Cambria"/>
-          <w:lang w:val="en-US"/>
-        </w:rPr>
-        <w:t>thisExp.addData</w:t>
-      </w:r>
-      <w:proofErr w:type="spellEnd"/>
-      <w:r>
-        <w:rPr>
-          <w:rFonts w:ascii="Cambria" w:hAnsi="Cambria"/>
-          <w:lang w:val="en-US"/>
-        </w:rPr>
-        <w:t>("</w:t>
-      </w:r>
-      <w:proofErr w:type="spellStart"/>
-      <w:r>
-        <w:rPr>
-          <w:rFonts w:ascii="Cambria" w:hAnsi="Cambria"/>
-          <w:lang w:val="en-US"/>
-        </w:rPr>
-        <w:t>y_coord_mouse</w:t>
-      </w:r>
-      <w:proofErr w:type="spellEnd"/>
-      <w:r>
-        <w:rPr>
-          <w:rFonts w:ascii="Cambria" w:hAnsi="Cambria"/>
-          <w:lang w:val="en-US"/>
-        </w:rPr>
-        <w:t xml:space="preserve">", </w:t>
-      </w:r>
-      <w:proofErr w:type="spellStart"/>
-      <w:proofErr w:type="gramStart"/>
-      <w:r>
-        <w:rPr>
-          <w:rFonts w:ascii="Cambria" w:hAnsi="Cambria"/>
-          <w:lang w:val="en-US"/>
-        </w:rPr>
-        <w:t>mouse.getPos</w:t>
-      </w:r>
-      <w:proofErr w:type="spellEnd"/>
-      <w:r>
-        <w:rPr>
-          <w:rFonts w:ascii="Cambria" w:hAnsi="Cambria"/>
-          <w:lang w:val="en-US"/>
-        </w:rPr>
-        <w:t>()[</w:t>
-      </w:r>
-      <w:proofErr w:type="gramEnd"/>
-      <w:r>
-        <w:rPr>
-          <w:rFonts w:ascii="Cambria" w:hAnsi="Cambria"/>
-          <w:lang w:val="en-US"/>
-        </w:rPr>
-        <w:t>1])</w:t>
-      </w:r>
-    </w:p>
-    <w:p>
-      <w:pPr>
-        <w:spacing w:after="0" w:line="240" w:lineRule="auto"/>
-        <w:rPr>
-          <w:rFonts w:ascii="Cambria" w:hAnsi="Cambria"/>
-          <w:lang w:val="en-US"/>
-        </w:rPr>
-      </w:pPr>
-      <w:r>
-        <w:rPr>
-          <w:rFonts w:ascii="Cambria" w:hAnsi="Cambria"/>
-          <w:lang w:val="en-US"/>
-        </w:rPr>
-        <w:t xml:space="preserve">    </w:t>
-      </w:r>
-      <w:proofErr w:type="spellStart"/>
-      <w:r>
-        <w:rPr>
-          <w:rFonts w:ascii="Cambria" w:hAnsi="Cambria"/>
-          <w:lang w:val="en-US"/>
-        </w:rPr>
-        <w:t>thisExp.addData</w:t>
-      </w:r>
-      <w:proofErr w:type="spellEnd"/>
-      <w:r>
-        <w:rPr>
-          <w:rFonts w:ascii="Cambria" w:hAnsi="Cambria"/>
-          <w:lang w:val="en-US"/>
-        </w:rPr>
-        <w:t>("</w:t>
-      </w:r>
-      <w:proofErr w:type="spellStart"/>
-      <w:r>
-        <w:rPr>
-          <w:rFonts w:ascii="Cambria" w:hAnsi="Cambria"/>
-          <w:lang w:val="en-US"/>
-        </w:rPr>
-        <w:t>x_coord_target</w:t>
-      </w:r>
-      <w:proofErr w:type="spellEnd"/>
-      <w:r>
-        <w:rPr>
-          <w:rFonts w:ascii="Cambria" w:hAnsi="Cambria"/>
-          <w:lang w:val="en-US"/>
-        </w:rPr>
-        <w:t xml:space="preserve">", </w:t>
-      </w:r>
-      <w:proofErr w:type="spellStart"/>
-      <w:r>
-        <w:rPr>
-          <w:rFonts w:ascii="Cambria" w:hAnsi="Cambria"/>
-          <w:lang w:val="en-US"/>
-        </w:rPr>
-        <w:t>posx</w:t>
-      </w:r>
-      <w:proofErr w:type="spellEnd"/>
-      <w:r>
-        <w:rPr>
-          <w:rFonts w:ascii="Cambria" w:hAnsi="Cambria"/>
-          <w:lang w:val="en-US"/>
-        </w:rPr>
-        <w:t>)</w:t>
-      </w:r>
-    </w:p>
-    <w:p>
-      <w:pPr>
-        <w:spacing w:after="0" w:line="240" w:lineRule="auto"/>
-        <w:rPr>
-          <w:rFonts w:ascii="Cambria" w:hAnsi="Cambria"/>
-          <w:lang w:val="en-US"/>
-        </w:rPr>
-      </w:pPr>
-      <w:r>
-        <w:rPr>
-          <w:rFonts w:ascii="Cambria" w:hAnsi="Cambria"/>
-          <w:lang w:val="en-US"/>
-        </w:rPr>
-        <w:t xml:space="preserve">    </w:t>
-      </w:r>
-      <w:proofErr w:type="spellStart"/>
-      <w:r>
-        <w:rPr>
-          <w:rFonts w:ascii="Cambria" w:hAnsi="Cambria"/>
-          <w:lang w:val="en-US"/>
-        </w:rPr>
-        <w:t>thisExp.addData</w:t>
-      </w:r>
-      <w:proofErr w:type="spellEnd"/>
-      <w:r>
-        <w:rPr>
-          <w:rFonts w:ascii="Cambria" w:hAnsi="Cambria"/>
-          <w:lang w:val="en-US"/>
-        </w:rPr>
-        <w:t>("</w:t>
-      </w:r>
-      <w:proofErr w:type="spellStart"/>
-      <w:r>
-        <w:rPr>
-          <w:rFonts w:ascii="Cambria" w:hAnsi="Cambria"/>
-          <w:lang w:val="en-US"/>
-        </w:rPr>
-        <w:t>y_coord_target</w:t>
-      </w:r>
-      <w:proofErr w:type="spellEnd"/>
-      <w:r>
-        <w:rPr>
-          <w:rFonts w:ascii="Cambria" w:hAnsi="Cambria"/>
-          <w:lang w:val="en-US"/>
-        </w:rPr>
-        <w:t>", posy)</w:t>
-      </w:r>
-    </w:p>
-    <w:p>
-      <w:pPr>
-        <w:spacing w:after="0" w:line="240" w:lineRule="auto"/>
-        <w:rPr>
-          <w:rFonts w:ascii="Cambria" w:hAnsi="Cambria"/>
-          <w:lang w:val="en-US"/>
-        </w:rPr>
-      </w:pPr>
-      <w:r>
-        <w:rPr>
-          <w:rFonts w:ascii="Cambria" w:hAnsi="Cambria"/>
-          <w:lang w:val="en-US"/>
-        </w:rPr>
-        <w:t xml:space="preserve">    </w:t>
-      </w:r>
-      <w:proofErr w:type="spellStart"/>
-      <w:r>
-        <w:rPr>
-          <w:rFonts w:ascii="Cambria" w:hAnsi="Cambria"/>
-          <w:lang w:val="en-US"/>
-        </w:rPr>
-        <w:t>thisExp.addData</w:t>
-      </w:r>
-      <w:proofErr w:type="spellEnd"/>
-      <w:r>
-        <w:rPr>
-          <w:rFonts w:ascii="Cambria" w:hAnsi="Cambria"/>
-          <w:lang w:val="en-US"/>
-        </w:rPr>
-        <w:t>("opacity", opacity)</w:t>
-      </w:r>
-    </w:p>
-    <w:p>
-      <w:pPr>
-        <w:spacing w:after="0" w:line="240" w:lineRule="auto"/>
-        <w:rPr>
-          <w:rFonts w:ascii="Cambria" w:hAnsi="Cambria"/>
-          <w:lang w:val="en-US"/>
-        </w:rPr>
-      </w:pPr>
-      <w:r>
-        <w:rPr>
-          <w:rFonts w:ascii="Cambria" w:hAnsi="Cambria"/>
-          <w:lang w:val="en-US"/>
-        </w:rPr>
-        <w:t xml:space="preserve">    </w:t>
-      </w:r>
-      <w:proofErr w:type="spellStart"/>
-      <w:r>
-        <w:rPr>
-          <w:rFonts w:ascii="Cambria" w:hAnsi="Cambria"/>
-          <w:lang w:val="en-US"/>
-        </w:rPr>
-        <w:t>thisExp.nextEntry</w:t>
-      </w:r>
-      <w:proofErr w:type="spellEnd"/>
-      <w:r>
-        <w:rPr>
-          <w:rFonts w:ascii="Cambria" w:hAnsi="Cambria"/>
-          <w:lang w:val="en-US"/>
-        </w:rPr>
-        <w:t>()</w:t>
+        <w:t>#save the relevant data on each frame</w:t>
+      </w:r>
+    </w:p>
+    <w:p>
+      <w:pPr>
+        <w:spacing w:after="0" w:line="240" w:lineRule="auto"/>
+        <w:rPr>
+          <w:rFonts w:ascii="Cambria" w:hAnsi="Cambria"/>
+          <w:lang w:val="en-US"/>
+        </w:rPr>
+      </w:pPr>
+      <w:r>
+        <w:rPr>
+          <w:rFonts w:ascii="Cambria" w:hAnsi="Cambria"/>
+          <w:lang w:val="en-US"/>
+        </w:rPr>
+        <w:t xml:space="preserve">    thisExp.addData("time_in_run", time.time() - start)</w:t>
+      </w:r>
+    </w:p>
+    <w:p>
+      <w:pPr>
+        <w:spacing w:after="0" w:line="240" w:lineRule="auto"/>
+        <w:rPr>
+          <w:rFonts w:ascii="Cambria" w:hAnsi="Cambria"/>
+          <w:lang w:val="en-US"/>
+        </w:rPr>
+      </w:pPr>
+      <w:r>
+        <w:rPr>
+          <w:rFonts w:ascii="Cambria" w:hAnsi="Cambria"/>
+          <w:lang w:val="en-US"/>
+        </w:rPr>
+        <w:t xml:space="preserve">    thisExp.addData("x_coord_mouse", mouse.getPos()[0])</w:t>
+      </w:r>
+    </w:p>
+    <w:p>
+      <w:pPr>
+        <w:spacing w:after="0" w:line="240" w:lineRule="auto"/>
+        <w:rPr>
+          <w:rFonts w:ascii="Cambria" w:hAnsi="Cambria"/>
+          <w:lang w:val="en-US"/>
+        </w:rPr>
+      </w:pPr>
+      <w:r>
+        <w:rPr>
+          <w:rFonts w:ascii="Cambria" w:hAnsi="Cambria"/>
+          <w:lang w:val="en-US"/>
+        </w:rPr>
+        <w:t xml:space="preserve">    thisExp.addData("y_coord_mouse", mouse.getPos()[1])</w:t>
+      </w:r>
+    </w:p>
+    <w:p>
+      <w:pPr>
+        <w:spacing w:after="0" w:line="240" w:lineRule="auto"/>
+        <w:rPr>
+          <w:rFonts w:ascii="Cambria" w:hAnsi="Cambria"/>
+          <w:lang w:val="en-US"/>
+        </w:rPr>
+      </w:pPr>
+      <w:r>
+        <w:rPr>
+          <w:rFonts w:ascii="Cambria" w:hAnsi="Cambria"/>
+          <w:lang w:val="en-US"/>
+        </w:rPr>
+        <w:t xml:space="preserve">    thisExp.addData("x_coord_target", posx)</w:t>
+      </w:r>
+    </w:p>
+    <w:p>
+      <w:pPr>
+        <w:spacing w:after="0" w:line="240" w:lineRule="auto"/>
+        <w:rPr>
+          <w:rFonts w:ascii="Cambria" w:hAnsi="Cambria"/>
+          <w:lang w:val="en-US"/>
+        </w:rPr>
+      </w:pPr>
+      <w:r>
+        <w:rPr>
+          <w:rFonts w:ascii="Cambria" w:hAnsi="Cambria"/>
+          <w:lang w:val="en-US"/>
+        </w:rPr>
+        <w:t xml:space="preserve">    thisExp.addData("y_coord_target", posy)</w:t>
+      </w:r>
+    </w:p>
+    <w:p>
+      <w:pPr>
+        <w:spacing w:after="0" w:line="240" w:lineRule="auto"/>
+        <w:rPr>
+          <w:rFonts w:ascii="Cambria" w:hAnsi="Cambria"/>
+          <w:lang w:val="en-US"/>
+        </w:rPr>
+      </w:pPr>
+      <w:r>
+        <w:rPr>
+          <w:rFonts w:ascii="Cambria" w:hAnsi="Cambria"/>
+          <w:lang w:val="en-US"/>
+        </w:rPr>
+        <w:t xml:space="preserve">    thisExp.addData("opacity", opacity)</w:t>
+      </w:r>
+    </w:p>
+    <w:p>
+      <w:pPr>
+        <w:spacing w:after="0" w:line="240" w:lineRule="auto"/>
+        <w:rPr>
+          <w:rFonts w:ascii="Cambria" w:hAnsi="Cambria"/>
+          <w:lang w:val="en-US"/>
+        </w:rPr>
+      </w:pPr>
+      <w:r>
+        <w:rPr>
+          <w:rFonts w:ascii="Cambria" w:hAnsi="Cambria"/>
+          <w:lang w:val="en-US"/>
+        </w:rPr>
+        <w:lastRenderedPageBreak/>
+        <w:t xml:space="preserve">    thisExp.nextEntry()</w:t>
       </w:r>
     </w:p>
     <w:p>
@@ -3676,6 +3149,7 @@
   <w:style w:type="character" w:default="1" w:styleId="DefaultParagraphFont">
     <w:name w:val="Default Paragraph Font"/>
     <w:uiPriority w:val="1"/>
+    <w:semiHidden/>
     <w:unhideWhenUsed/>
   </w:style>
   <w:style w:type="table" w:default="1" w:styleId="TableNormal">

--- a/Step-by-Step Guide for PsychoPy.docx
+++ b/Step-by-Step Guide for PsychoPy.docx
@@ -1294,7 +1294,7 @@
         <w:rPr>
           <w:lang w:val="en-US"/>
         </w:rPr>
-        <w:t xml:space="preserve"> to (0.5, 0.5)</w:t>
+        <w:t xml:space="preserve"> to (5, 5)</w:t>
       </w:r>
     </w:p>
     <w:p>
